--- a/backend-exhibits/Box to mydrive standard included (1) (1).docx
+++ b/backend-exhibits/Box to mydrive standard included (1) (1).docx
@@ -39,14 +39,14 @@
               <w:ind w:left="52"/>
               <w:jc w:val="center"/>
               <w:rPr>
-                <w:rFonts w:ascii="Arial" w:hAnsi="Arial" w:cs="Arial"/>
-                <w:sz w:val="21"/>
-                <w:szCs w:val="21"/>
-              </w:rPr>
-            </w:pPr>
-            <w:r>
-              <w:rPr>
-                <w:rFonts w:ascii="Arial" w:eastAsia="Arial" w:hAnsi="Arial" w:cs="Arial"/>
+                <w:rFonts w:ascii="Arial" w:hAnsi="Arial" w:cs="Arial" w:eastAsia="Arial"/>
+                <w:sz w:val="21"/>
+                <w:szCs w:val="21"/>
+              </w:rPr>
+            </w:pPr>
+            <w:r>
+              <w:rPr>
+                <w:rFonts w:ascii="Arial" w:hAnsi="Arial" w:cs="Arial" w:eastAsia="Arial"/>
                 <w:b/>
                 <w:sz w:val="21"/>
                 <w:szCs w:val="21"/>
@@ -55,7 +55,7 @@
             </w:r>
             <w:r>
               <w:rPr>
-                <w:rFonts w:ascii="Arial" w:eastAsia="Arial" w:hAnsi="Arial" w:cs="Arial"/>
+                <w:rFonts w:ascii="Arial" w:hAnsi="Arial" w:cs="Arial" w:eastAsia="Arial"/>
                 <w:b/>
                 <w:sz w:val="21"/>
                 <w:szCs w:val="21"/>
@@ -64,7 +64,7 @@
             </w:r>
             <w:r>
               <w:rPr>
-                <w:rFonts w:ascii="Arial" w:eastAsia="Arial" w:hAnsi="Arial" w:cs="Arial"/>
+                <w:rFonts w:ascii="Arial" w:hAnsi="Arial" w:cs="Arial" w:eastAsia="Arial"/>
                 <w:b/>
                 <w:sz w:val="21"/>
                 <w:szCs w:val="21"/>
@@ -92,16 +92,16 @@
             <w:pPr>
               <w:ind w:left="3"/>
               <w:rPr>
-                <w:rFonts w:ascii="Arial" w:hAnsi="Arial" w:cs="Arial"/>
-                <w:b/>
-                <w:bCs/>
-                <w:sz w:val="21"/>
-                <w:szCs w:val="21"/>
-              </w:rPr>
-            </w:pPr>
-            <w:r>
-              <w:rPr>
-                <w:rFonts w:ascii="Arial" w:hAnsi="Arial" w:cs="Arial"/>
+                <w:rFonts w:ascii="Arial" w:hAnsi="Arial" w:cs="Arial" w:eastAsia="Arial"/>
+                <w:b/>
+                <w:bCs/>
+                <w:sz w:val="21"/>
+                <w:szCs w:val="21"/>
+              </w:rPr>
+            </w:pPr>
+            <w:r>
+              <w:rPr>
+                <w:rFonts w:ascii="Arial" w:hAnsi="Arial" w:cs="Arial" w:eastAsia="Arial"/>
                 <w:b/>
                 <w:bCs/>
                 <w:sz w:val="21"/>
@@ -124,14 +124,14 @@
           <w:p>
             <w:pPr>
               <w:rPr>
-                <w:rFonts w:ascii="Arial" w:hAnsi="Arial" w:cs="Arial"/>
-                <w:sz w:val="21"/>
-                <w:szCs w:val="21"/>
-              </w:rPr>
-            </w:pPr>
-            <w:r>
-              <w:rPr>
-                <w:rFonts w:ascii="Arial" w:hAnsi="Arial" w:cs="Arial"/>
+                <w:rFonts w:ascii="Arial" w:hAnsi="Arial" w:cs="Arial" w:eastAsia="Arial"/>
+                <w:sz w:val="21"/>
+                <w:szCs w:val="21"/>
+              </w:rPr>
+            </w:pPr>
+            <w:r>
+              <w:rPr>
+                <w:rFonts w:ascii="Arial" w:hAnsi="Arial" w:cs="Arial" w:eastAsia="Arial"/>
                 <w:sz w:val="21"/>
                 <w:szCs w:val="21"/>
               </w:rPr>
@@ -139,7 +139,7 @@
             </w:r>
             <w:r>
               <w:rPr>
-                <w:rFonts w:ascii="Arial" w:hAnsi="Arial" w:cs="Arial"/>
+                <w:rFonts w:ascii="Arial" w:hAnsi="Arial" w:cs="Arial" w:eastAsia="Arial"/>
                 <w:sz w:val="21"/>
                 <w:szCs w:val="21"/>
               </w:rPr>
@@ -166,16 +166,16 @@
             <w:pPr>
               <w:ind w:left="3"/>
               <w:rPr>
-                <w:rFonts w:ascii="Arial" w:hAnsi="Arial" w:cs="Arial"/>
-                <w:b/>
-                <w:bCs/>
-                <w:sz w:val="21"/>
-                <w:szCs w:val="21"/>
-              </w:rPr>
-            </w:pPr>
-            <w:r>
-              <w:rPr>
-                <w:rFonts w:ascii="Arial" w:hAnsi="Arial" w:cs="Arial"/>
+                <w:rFonts w:ascii="Arial" w:hAnsi="Arial" w:cs="Arial" w:eastAsia="Arial"/>
+                <w:b/>
+                <w:bCs/>
+                <w:sz w:val="21"/>
+                <w:szCs w:val="21"/>
+              </w:rPr>
+            </w:pPr>
+            <w:r>
+              <w:rPr>
+                <w:rFonts w:ascii="Arial" w:hAnsi="Arial" w:cs="Arial" w:eastAsia="Arial"/>
                 <w:b/>
                 <w:bCs/>
                 <w:sz w:val="21"/>
@@ -199,14 +199,14 @@
             <w:pPr>
               <w:spacing w:line="240" w:lineRule="auto"/>
               <w:rPr>
-                <w:rFonts w:ascii="Arial" w:eastAsia="Times New Roman" w:hAnsi="Arial" w:cs="Arial"/>
-                <w:sz w:val="21"/>
-                <w:szCs w:val="21"/>
-              </w:rPr>
-            </w:pPr>
-            <w:r>
-              <w:rPr>
-                <w:rFonts w:ascii="Arial" w:hAnsi="Arial" w:cs="Arial"/>
+                <w:rFonts w:ascii="Arial" w:hAnsi="Arial" w:cs="Arial" w:eastAsia="Arial"/>
+                <w:sz w:val="21"/>
+                <w:szCs w:val="21"/>
+              </w:rPr>
+            </w:pPr>
+            <w:r>
+              <w:rPr>
+                <w:rFonts w:ascii="Arial" w:hAnsi="Arial" w:cs="Arial" w:eastAsia="Arial"/>
                 <w:sz w:val="21"/>
                 <w:szCs w:val="21"/>
               </w:rPr>
@@ -216,7 +216,7 @@
           <w:p>
             <w:pPr>
               <w:rPr>
-                <w:rFonts w:ascii="Arial" w:hAnsi="Arial" w:cs="Arial"/>
+                <w:rFonts w:ascii="Arial" w:hAnsi="Arial" w:cs="Arial" w:eastAsia="Arial"/>
                 <w:sz w:val="21"/>
                 <w:szCs w:val="21"/>
               </w:rPr>
@@ -242,16 +242,16 @@
             <w:pPr>
               <w:ind w:left="3"/>
               <w:rPr>
-                <w:rFonts w:ascii="Arial" w:hAnsi="Arial" w:cs="Arial"/>
-                <w:b/>
-                <w:bCs/>
-                <w:sz w:val="21"/>
-                <w:szCs w:val="21"/>
-              </w:rPr>
-            </w:pPr>
-            <w:r>
-              <w:rPr>
-                <w:rFonts w:ascii="Arial" w:hAnsi="Arial" w:cs="Arial"/>
+                <w:rFonts w:ascii="Arial" w:hAnsi="Arial" w:cs="Arial" w:eastAsia="Arial"/>
+                <w:b/>
+                <w:bCs/>
+                <w:sz w:val="21"/>
+                <w:szCs w:val="21"/>
+              </w:rPr>
+            </w:pPr>
+            <w:r>
+              <w:rPr>
+                <w:rFonts w:ascii="Arial" w:hAnsi="Arial" w:cs="Arial" w:eastAsia="Arial"/>
                 <w:b/>
                 <w:bCs/>
                 <w:sz w:val="21"/>
@@ -274,14 +274,14 @@
           <w:p>
             <w:pPr>
               <w:rPr>
-                <w:rFonts w:ascii="Arial" w:hAnsi="Arial" w:cs="Arial"/>
-                <w:sz w:val="21"/>
-                <w:szCs w:val="21"/>
-              </w:rPr>
-            </w:pPr>
-            <w:r>
-              <w:rPr>
-                <w:rFonts w:ascii="Arial" w:hAnsi="Arial" w:cs="Arial"/>
+                <w:rFonts w:ascii="Arial" w:hAnsi="Arial" w:cs="Arial" w:eastAsia="Arial"/>
+                <w:sz w:val="21"/>
+                <w:szCs w:val="21"/>
+              </w:rPr>
+            </w:pPr>
+            <w:r>
+              <w:rPr>
+                <w:rFonts w:ascii="Arial" w:hAnsi="Arial" w:cs="Arial" w:eastAsia="Arial"/>
                 <w:sz w:val="21"/>
                 <w:szCs w:val="21"/>
               </w:rPr>
@@ -308,16 +308,16 @@
             <w:pPr>
               <w:ind w:left="3"/>
               <w:rPr>
-                <w:rFonts w:ascii="Arial" w:hAnsi="Arial" w:cs="Arial"/>
-                <w:b/>
-                <w:bCs/>
-                <w:sz w:val="21"/>
-                <w:szCs w:val="21"/>
-              </w:rPr>
-            </w:pPr>
-            <w:r>
-              <w:rPr>
-                <w:rFonts w:ascii="Arial" w:hAnsi="Arial" w:cs="Arial"/>
+                <w:rFonts w:ascii="Arial" w:hAnsi="Arial" w:cs="Arial" w:eastAsia="Arial"/>
+                <w:b/>
+                <w:bCs/>
+                <w:sz w:val="21"/>
+                <w:szCs w:val="21"/>
+              </w:rPr>
+            </w:pPr>
+            <w:r>
+              <w:rPr>
+                <w:rFonts w:ascii="Arial" w:hAnsi="Arial" w:cs="Arial" w:eastAsia="Arial"/>
                 <w:b/>
                 <w:bCs/>
                 <w:sz w:val="21"/>
@@ -340,14 +340,14 @@
           <w:p>
             <w:pPr>
               <w:rPr>
-                <w:rFonts w:ascii="Arial" w:hAnsi="Arial" w:cs="Arial"/>
-                <w:sz w:val="21"/>
-                <w:szCs w:val="21"/>
-              </w:rPr>
-            </w:pPr>
-            <w:r>
-              <w:rPr>
-                <w:rFonts w:ascii="Arial" w:hAnsi="Arial" w:cs="Arial"/>
+                <w:rFonts w:ascii="Arial" w:hAnsi="Arial" w:cs="Arial" w:eastAsia="Arial"/>
+                <w:sz w:val="21"/>
+                <w:szCs w:val="21"/>
+              </w:rPr>
+            </w:pPr>
+            <w:r>
+              <w:rPr>
+                <w:rFonts w:ascii="Arial" w:hAnsi="Arial" w:cs="Arial" w:eastAsia="Arial"/>
                 <w:sz w:val="21"/>
                 <w:szCs w:val="21"/>
               </w:rPr>
@@ -374,16 +374,16 @@
             <w:pPr>
               <w:ind w:left="3"/>
               <w:rPr>
-                <w:rFonts w:ascii="Arial" w:hAnsi="Arial" w:cs="Arial"/>
-                <w:b/>
-                <w:bCs/>
-                <w:sz w:val="21"/>
-                <w:szCs w:val="21"/>
-              </w:rPr>
-            </w:pPr>
-            <w:r>
-              <w:rPr>
-                <w:rFonts w:ascii="Arial" w:hAnsi="Arial" w:cs="Arial"/>
+                <w:rFonts w:ascii="Arial" w:hAnsi="Arial" w:cs="Arial" w:eastAsia="Arial"/>
+                <w:b/>
+                <w:bCs/>
+                <w:sz w:val="21"/>
+                <w:szCs w:val="21"/>
+              </w:rPr>
+            </w:pPr>
+            <w:r>
+              <w:rPr>
+                <w:rFonts w:ascii="Arial" w:hAnsi="Arial" w:cs="Arial" w:eastAsia="Arial"/>
                 <w:b/>
                 <w:bCs/>
                 <w:sz w:val="21"/>
@@ -406,14 +406,14 @@
           <w:p>
             <w:pPr>
               <w:rPr>
-                <w:rFonts w:ascii="Arial" w:hAnsi="Arial" w:cs="Arial"/>
-                <w:sz w:val="21"/>
-                <w:szCs w:val="21"/>
-              </w:rPr>
-            </w:pPr>
-            <w:r>
-              <w:rPr>
-                <w:rFonts w:ascii="Arial" w:hAnsi="Arial" w:cs="Arial"/>
+                <w:rFonts w:ascii="Arial" w:hAnsi="Arial" w:cs="Arial" w:eastAsia="Arial"/>
+                <w:sz w:val="21"/>
+                <w:szCs w:val="21"/>
+              </w:rPr>
+            </w:pPr>
+            <w:r>
+              <w:rPr>
+                <w:rFonts w:ascii="Arial" w:hAnsi="Arial" w:cs="Arial" w:eastAsia="Arial"/>
                 <w:sz w:val="21"/>
                 <w:szCs w:val="21"/>
               </w:rPr>
@@ -440,16 +440,16 @@
             <w:pPr>
               <w:ind w:left="3"/>
               <w:rPr>
-                <w:rFonts w:ascii="Arial" w:hAnsi="Arial" w:cs="Arial"/>
-                <w:b/>
-                <w:bCs/>
-                <w:sz w:val="21"/>
-                <w:szCs w:val="21"/>
-              </w:rPr>
-            </w:pPr>
-            <w:r>
-              <w:rPr>
-                <w:rFonts w:ascii="Arial" w:hAnsi="Arial" w:cs="Arial"/>
+                <w:rFonts w:ascii="Arial" w:hAnsi="Arial" w:cs="Arial" w:eastAsia="Arial"/>
+                <w:b/>
+                <w:bCs/>
+                <w:sz w:val="21"/>
+                <w:szCs w:val="21"/>
+              </w:rPr>
+            </w:pPr>
+            <w:r>
+              <w:rPr>
+                <w:rFonts w:ascii="Arial" w:hAnsi="Arial" w:cs="Arial" w:eastAsia="Arial"/>
                 <w:b/>
                 <w:bCs/>
                 <w:sz w:val="21"/>
@@ -472,14 +472,14 @@
           <w:p>
             <w:pPr>
               <w:rPr>
-                <w:rFonts w:ascii="Arial" w:hAnsi="Arial" w:cs="Arial"/>
-                <w:sz w:val="21"/>
-                <w:szCs w:val="21"/>
-              </w:rPr>
-            </w:pPr>
-            <w:r>
-              <w:rPr>
-                <w:rFonts w:ascii="Arial" w:hAnsi="Arial" w:cs="Arial"/>
+                <w:rFonts w:ascii="Arial" w:hAnsi="Arial" w:cs="Arial" w:eastAsia="Arial"/>
+                <w:sz w:val="21"/>
+                <w:szCs w:val="21"/>
+              </w:rPr>
+            </w:pPr>
+            <w:r>
+              <w:rPr>
+                <w:rFonts w:ascii="Arial" w:hAnsi="Arial" w:cs="Arial" w:eastAsia="Arial"/>
                 <w:sz w:val="21"/>
                 <w:szCs w:val="21"/>
               </w:rPr>
@@ -506,16 +506,16 @@
             <w:pPr>
               <w:ind w:left="3"/>
               <w:rPr>
-                <w:rFonts w:ascii="Arial" w:hAnsi="Arial" w:cs="Arial"/>
-                <w:b/>
-                <w:bCs/>
-                <w:sz w:val="21"/>
-                <w:szCs w:val="21"/>
-              </w:rPr>
-            </w:pPr>
-            <w:r>
-              <w:rPr>
-                <w:rFonts w:ascii="Arial" w:hAnsi="Arial" w:cs="Arial"/>
+                <w:rFonts w:ascii="Arial" w:hAnsi="Arial" w:cs="Arial" w:eastAsia="Arial"/>
+                <w:b/>
+                <w:bCs/>
+                <w:sz w:val="21"/>
+                <w:szCs w:val="21"/>
+              </w:rPr>
+            </w:pPr>
+            <w:r>
+              <w:rPr>
+                <w:rFonts w:ascii="Arial" w:hAnsi="Arial" w:cs="Arial" w:eastAsia="Arial"/>
                 <w:b/>
                 <w:bCs/>
                 <w:sz w:val="21"/>
@@ -538,14 +538,14 @@
           <w:p>
             <w:pPr>
               <w:rPr>
-                <w:rFonts w:ascii="Arial" w:hAnsi="Arial" w:cs="Arial"/>
-                <w:sz w:val="21"/>
-                <w:szCs w:val="21"/>
-              </w:rPr>
-            </w:pPr>
-            <w:r>
-              <w:rPr>
-                <w:rFonts w:ascii="Arial" w:hAnsi="Arial" w:cs="Arial"/>
+                <w:rFonts w:ascii="Arial" w:hAnsi="Arial" w:cs="Arial" w:eastAsia="Arial"/>
+                <w:sz w:val="21"/>
+                <w:szCs w:val="21"/>
+              </w:rPr>
+            </w:pPr>
+            <w:r>
+              <w:rPr>
+                <w:rFonts w:ascii="Arial" w:hAnsi="Arial" w:cs="Arial" w:eastAsia="Arial"/>
                 <w:sz w:val="21"/>
                 <w:szCs w:val="21"/>
               </w:rPr>
@@ -572,16 +572,16 @@
             <w:pPr>
               <w:ind w:left="3"/>
               <w:rPr>
-                <w:rFonts w:ascii="Arial" w:hAnsi="Arial" w:cs="Arial"/>
-                <w:b/>
-                <w:bCs/>
-                <w:sz w:val="21"/>
-                <w:szCs w:val="21"/>
-              </w:rPr>
-            </w:pPr>
-            <w:r>
-              <w:rPr>
-                <w:rFonts w:ascii="Arial" w:hAnsi="Arial" w:cs="Arial"/>
+                <w:rFonts w:ascii="Arial" w:hAnsi="Arial" w:cs="Arial" w:eastAsia="Arial"/>
+                <w:b/>
+                <w:bCs/>
+                <w:sz w:val="21"/>
+                <w:szCs w:val="21"/>
+              </w:rPr>
+            </w:pPr>
+            <w:r>
+              <w:rPr>
+                <w:rFonts w:ascii="Arial" w:hAnsi="Arial" w:cs="Arial" w:eastAsia="Arial"/>
                 <w:b/>
                 <w:bCs/>
                 <w:sz w:val="21"/>
@@ -604,14 +604,14 @@
           <w:p>
             <w:pPr>
               <w:rPr>
-                <w:rFonts w:ascii="Arial" w:hAnsi="Arial" w:cs="Arial"/>
-                <w:sz w:val="21"/>
-                <w:szCs w:val="21"/>
-              </w:rPr>
-            </w:pPr>
-            <w:r>
-              <w:rPr>
-                <w:rFonts w:ascii="Arial" w:hAnsi="Arial" w:cs="Arial"/>
+                <w:rFonts w:ascii="Arial" w:hAnsi="Arial" w:cs="Arial" w:eastAsia="Arial"/>
+                <w:sz w:val="21"/>
+                <w:szCs w:val="21"/>
+              </w:rPr>
+            </w:pPr>
+            <w:r>
+              <w:rPr>
+                <w:rFonts w:ascii="Arial" w:hAnsi="Arial" w:cs="Arial" w:eastAsia="Arial"/>
                 <w:sz w:val="21"/>
                 <w:szCs w:val="21"/>
               </w:rPr>
@@ -638,16 +638,16 @@
             <w:pPr>
               <w:ind w:left="3"/>
               <w:rPr>
-                <w:rFonts w:ascii="Arial" w:hAnsi="Arial" w:cs="Arial"/>
-                <w:b/>
-                <w:bCs/>
-                <w:sz w:val="21"/>
-                <w:szCs w:val="21"/>
-              </w:rPr>
-            </w:pPr>
-            <w:r>
-              <w:rPr>
-                <w:rFonts w:ascii="Arial" w:hAnsi="Arial" w:cs="Arial"/>
+                <w:rFonts w:ascii="Arial" w:hAnsi="Arial" w:cs="Arial" w:eastAsia="Arial"/>
+                <w:b/>
+                <w:bCs/>
+                <w:sz w:val="21"/>
+                <w:szCs w:val="21"/>
+              </w:rPr>
+            </w:pPr>
+            <w:r>
+              <w:rPr>
+                <w:rFonts w:ascii="Arial" w:hAnsi="Arial" w:cs="Arial" w:eastAsia="Arial"/>
                 <w:b/>
                 <w:bCs/>
                 <w:sz w:val="21"/>
@@ -670,14 +670,14 @@
           <w:p>
             <w:pPr>
               <w:rPr>
-                <w:rFonts w:ascii="Arial" w:hAnsi="Arial" w:cs="Arial"/>
-                <w:sz w:val="21"/>
-                <w:szCs w:val="21"/>
-              </w:rPr>
-            </w:pPr>
-            <w:r>
-              <w:rPr>
-                <w:rFonts w:ascii="Arial" w:hAnsi="Arial" w:cs="Arial"/>
+                <w:rFonts w:ascii="Arial" w:hAnsi="Arial" w:cs="Arial" w:eastAsia="Arial"/>
+                <w:sz w:val="21"/>
+                <w:szCs w:val="21"/>
+              </w:rPr>
+            </w:pPr>
+            <w:r>
+              <w:rPr>
+                <w:rFonts w:ascii="Arial" w:hAnsi="Arial" w:cs="Arial" w:eastAsia="Arial"/>
                 <w:sz w:val="21"/>
                 <w:szCs w:val="21"/>
               </w:rPr>
@@ -704,16 +704,16 @@
             <w:pPr>
               <w:ind w:left="3"/>
               <w:rPr>
-                <w:rFonts w:ascii="Arial" w:hAnsi="Arial" w:cs="Arial"/>
-                <w:b/>
-                <w:bCs/>
-                <w:sz w:val="21"/>
-                <w:szCs w:val="21"/>
-              </w:rPr>
-            </w:pPr>
-            <w:r>
-              <w:rPr>
-                <w:rFonts w:ascii="Arial" w:hAnsi="Arial" w:cs="Arial"/>
+                <w:rFonts w:ascii="Arial" w:hAnsi="Arial" w:cs="Arial" w:eastAsia="Arial"/>
+                <w:b/>
+                <w:bCs/>
+                <w:sz w:val="21"/>
+                <w:szCs w:val="21"/>
+              </w:rPr>
+            </w:pPr>
+            <w:r>
+              <w:rPr>
+                <w:rFonts w:ascii="Arial" w:hAnsi="Arial" w:cs="Arial" w:eastAsia="Arial"/>
                 <w:b/>
                 <w:bCs/>
                 <w:sz w:val="21"/>
@@ -736,14 +736,14 @@
           <w:p>
             <w:pPr>
               <w:rPr>
-                <w:rFonts w:ascii="Arial" w:hAnsi="Arial" w:cs="Arial"/>
-                <w:sz w:val="21"/>
-                <w:szCs w:val="21"/>
-              </w:rPr>
-            </w:pPr>
-            <w:r>
-              <w:rPr>
-                <w:rFonts w:ascii="Arial" w:hAnsi="Arial" w:cs="Arial"/>
+                <w:rFonts w:ascii="Arial" w:hAnsi="Arial" w:cs="Arial" w:eastAsia="Arial"/>
+                <w:sz w:val="21"/>
+                <w:szCs w:val="21"/>
+              </w:rPr>
+            </w:pPr>
+            <w:r>
+              <w:rPr>
+                <w:rFonts w:ascii="Arial" w:hAnsi="Arial" w:cs="Arial" w:eastAsia="Arial"/>
                 <w:sz w:val="21"/>
                 <w:szCs w:val="21"/>
               </w:rPr>
@@ -752,7 +752,7 @@
             <w:proofErr w:type="gramStart"/>
             <w:r>
               <w:rPr>
-                <w:rFonts w:ascii="Arial" w:hAnsi="Arial" w:cs="Arial"/>
+                <w:rFonts w:ascii="Arial" w:hAnsi="Arial" w:cs="Arial" w:eastAsia="Arial"/>
                 <w:sz w:val="21"/>
                 <w:szCs w:val="21"/>
               </w:rPr>
@@ -761,7 +761,7 @@
             <w:proofErr w:type="gramEnd"/>
             <w:r>
               <w:rPr>
-                <w:rFonts w:ascii="Arial" w:hAnsi="Arial" w:cs="Arial"/>
+                <w:rFonts w:ascii="Arial" w:hAnsi="Arial" w:cs="Arial" w:eastAsia="Arial"/>
                 <w:sz w:val="21"/>
                 <w:szCs w:val="21"/>
               </w:rPr>
@@ -788,16 +788,16 @@
             <w:pPr>
               <w:ind w:left="3"/>
               <w:rPr>
-                <w:rFonts w:ascii="Arial" w:hAnsi="Arial" w:cs="Arial"/>
-                <w:b/>
-                <w:bCs/>
-                <w:sz w:val="21"/>
-                <w:szCs w:val="21"/>
-              </w:rPr>
-            </w:pPr>
-            <w:r>
-              <w:rPr>
-                <w:rFonts w:ascii="Arial" w:hAnsi="Arial" w:cs="Arial"/>
+                <w:rFonts w:ascii="Arial" w:hAnsi="Arial" w:cs="Arial" w:eastAsia="Arial"/>
+                <w:b/>
+                <w:bCs/>
+                <w:sz w:val="21"/>
+                <w:szCs w:val="21"/>
+              </w:rPr>
+            </w:pPr>
+            <w:r>
+              <w:rPr>
+                <w:rFonts w:ascii="Arial" w:hAnsi="Arial" w:cs="Arial" w:eastAsia="Arial"/>
                 <w:b/>
                 <w:bCs/>
                 <w:sz w:val="21"/>
@@ -820,14 +820,14 @@
           <w:p>
             <w:pPr>
               <w:rPr>
-                <w:rFonts w:ascii="Arial" w:hAnsi="Arial" w:cs="Arial"/>
-                <w:sz w:val="21"/>
-                <w:szCs w:val="21"/>
-              </w:rPr>
-            </w:pPr>
-            <w:r>
-              <w:rPr>
-                <w:rFonts w:ascii="Arial" w:hAnsi="Arial" w:cs="Arial"/>
+                <w:rFonts w:ascii="Arial" w:hAnsi="Arial" w:cs="Arial" w:eastAsia="Arial"/>
+                <w:sz w:val="21"/>
+                <w:szCs w:val="21"/>
+              </w:rPr>
+            </w:pPr>
+            <w:r>
+              <w:rPr>
+                <w:rFonts w:ascii="Arial" w:hAnsi="Arial" w:cs="Arial" w:eastAsia="Arial"/>
                 <w:sz w:val="21"/>
                 <w:szCs w:val="21"/>
               </w:rPr>
@@ -854,16 +854,16 @@
             <w:pPr>
               <w:ind w:left="3"/>
               <w:rPr>
-                <w:rFonts w:ascii="Arial" w:hAnsi="Arial" w:cs="Arial"/>
-                <w:b/>
-                <w:bCs/>
-                <w:sz w:val="21"/>
-                <w:szCs w:val="21"/>
-              </w:rPr>
-            </w:pPr>
-            <w:r>
-              <w:rPr>
-                <w:rFonts w:ascii="Arial" w:hAnsi="Arial" w:cs="Arial"/>
+                <w:rFonts w:ascii="Arial" w:hAnsi="Arial" w:cs="Arial" w:eastAsia="Arial"/>
+                <w:b/>
+                <w:bCs/>
+                <w:sz w:val="21"/>
+                <w:szCs w:val="21"/>
+              </w:rPr>
+            </w:pPr>
+            <w:r>
+              <w:rPr>
+                <w:rFonts w:ascii="Arial" w:hAnsi="Arial" w:cs="Arial" w:eastAsia="Arial"/>
                 <w:b/>
                 <w:bCs/>
                 <w:sz w:val="21"/>
@@ -886,14 +886,14 @@
           <w:p>
             <w:pPr>
               <w:rPr>
-                <w:rFonts w:ascii="Arial" w:hAnsi="Arial" w:cs="Arial"/>
-                <w:sz w:val="21"/>
-                <w:szCs w:val="21"/>
-              </w:rPr>
-            </w:pPr>
-            <w:r>
-              <w:rPr>
-                <w:rFonts w:ascii="Arial" w:hAnsi="Arial" w:cs="Arial"/>
+                <w:rFonts w:ascii="Arial" w:hAnsi="Arial" w:cs="Arial" w:eastAsia="Arial"/>
+                <w:sz w:val="21"/>
+                <w:szCs w:val="21"/>
+              </w:rPr>
+            </w:pPr>
+            <w:r>
+              <w:rPr>
+                <w:rFonts w:ascii="Arial" w:hAnsi="Arial" w:cs="Arial" w:eastAsia="Arial"/>
                 <w:sz w:val="21"/>
                 <w:szCs w:val="21"/>
               </w:rPr>
@@ -920,16 +920,16 @@
             <w:pPr>
               <w:ind w:left="3"/>
               <w:rPr>
-                <w:rFonts w:ascii="Arial" w:hAnsi="Arial" w:cs="Arial"/>
-                <w:b/>
-                <w:bCs/>
-                <w:sz w:val="21"/>
-                <w:szCs w:val="21"/>
-              </w:rPr>
-            </w:pPr>
-            <w:r>
-              <w:rPr>
-                <w:rFonts w:ascii="Arial" w:hAnsi="Arial" w:cs="Arial"/>
+                <w:rFonts w:ascii="Arial" w:hAnsi="Arial" w:cs="Arial" w:eastAsia="Arial"/>
+                <w:b/>
+                <w:bCs/>
+                <w:sz w:val="21"/>
+                <w:szCs w:val="21"/>
+              </w:rPr>
+            </w:pPr>
+            <w:r>
+              <w:rPr>
+                <w:rFonts w:ascii="Arial" w:hAnsi="Arial" w:cs="Arial" w:eastAsia="Arial"/>
                 <w:b/>
                 <w:bCs/>
                 <w:sz w:val="21"/>
@@ -953,14 +953,14 @@
             <w:pPr>
               <w:spacing w:line="240" w:lineRule="auto"/>
               <w:rPr>
-                <w:rFonts w:ascii="Arial" w:eastAsia="Times New Roman" w:hAnsi="Arial" w:cs="Arial"/>
-                <w:sz w:val="21"/>
-                <w:szCs w:val="21"/>
-              </w:rPr>
-            </w:pPr>
-            <w:r>
-              <w:rPr>
-                <w:rFonts w:ascii="Arial" w:hAnsi="Arial" w:cs="Arial"/>
+                <w:rFonts w:ascii="Arial" w:hAnsi="Arial" w:cs="Arial" w:eastAsia="Arial"/>
+                <w:sz w:val="21"/>
+                <w:szCs w:val="21"/>
+              </w:rPr>
+            </w:pPr>
+            <w:r>
+              <w:rPr>
+                <w:rFonts w:ascii="Arial" w:hAnsi="Arial" w:cs="Arial" w:eastAsia="Arial"/>
                 <w:sz w:val="21"/>
                 <w:szCs w:val="21"/>
               </w:rPr>
@@ -987,16 +987,16 @@
             <w:pPr>
               <w:ind w:left="3"/>
               <w:rPr>
-                <w:rFonts w:ascii="Arial" w:hAnsi="Arial" w:cs="Arial"/>
-                <w:b/>
-                <w:bCs/>
-                <w:sz w:val="21"/>
-                <w:szCs w:val="21"/>
-              </w:rPr>
-            </w:pPr>
-            <w:r>
-              <w:rPr>
-                <w:rFonts w:ascii="Arial" w:hAnsi="Arial" w:cs="Arial"/>
+                <w:rFonts w:ascii="Arial" w:hAnsi="Arial" w:cs="Arial" w:eastAsia="Arial"/>
+                <w:b/>
+                <w:bCs/>
+                <w:sz w:val="21"/>
+                <w:szCs w:val="21"/>
+              </w:rPr>
+            </w:pPr>
+            <w:r>
+              <w:rPr>
+                <w:rFonts w:ascii="Arial" w:hAnsi="Arial" w:cs="Arial" w:eastAsia="Arial"/>
                 <w:b/>
                 <w:bCs/>
                 <w:sz w:val="21"/>
@@ -1020,14 +1020,14 @@
             <w:pPr>
               <w:spacing w:line="240" w:lineRule="auto"/>
               <w:rPr>
-                <w:rFonts w:ascii="Arial" w:eastAsia="Times New Roman" w:hAnsi="Arial" w:cs="Arial"/>
-                <w:sz w:val="21"/>
-                <w:szCs w:val="21"/>
-              </w:rPr>
-            </w:pPr>
-            <w:r>
-              <w:rPr>
-                <w:rFonts w:ascii="Arial" w:hAnsi="Arial" w:cs="Arial"/>
+                <w:rFonts w:ascii="Arial" w:hAnsi="Arial" w:cs="Arial" w:eastAsia="Arial"/>
+                <w:sz w:val="21"/>
+                <w:szCs w:val="21"/>
+              </w:rPr>
+            </w:pPr>
+            <w:r>
+              <w:rPr>
+                <w:rFonts w:ascii="Arial" w:hAnsi="Arial" w:cs="Arial" w:eastAsia="Arial"/>
                 <w:sz w:val="21"/>
                 <w:szCs w:val="21"/>
               </w:rPr>
@@ -1037,7 +1037,7 @@
           <w:p>
             <w:pPr>
               <w:rPr>
-                <w:rFonts w:ascii="Arial" w:hAnsi="Arial" w:cs="Arial"/>
+                <w:rFonts w:ascii="Arial" w:hAnsi="Arial" w:cs="Arial" w:eastAsia="Arial"/>
                 <w:sz w:val="21"/>
                 <w:szCs w:val="21"/>
               </w:rPr>
@@ -1063,16 +1063,16 @@
             <w:pPr>
               <w:ind w:left="3"/>
               <w:rPr>
-                <w:rFonts w:ascii="Arial" w:hAnsi="Arial" w:cs="Arial"/>
-                <w:b/>
-                <w:bCs/>
-                <w:sz w:val="21"/>
-                <w:szCs w:val="21"/>
-              </w:rPr>
-            </w:pPr>
-            <w:r>
-              <w:rPr>
-                <w:rFonts w:ascii="Arial" w:hAnsi="Arial" w:cs="Arial"/>
+                <w:rFonts w:ascii="Arial" w:hAnsi="Arial" w:cs="Arial" w:eastAsia="Arial"/>
+                <w:b/>
+                <w:bCs/>
+                <w:sz w:val="21"/>
+                <w:szCs w:val="21"/>
+              </w:rPr>
+            </w:pPr>
+            <w:r>
+              <w:rPr>
+                <w:rFonts w:ascii="Arial" w:hAnsi="Arial" w:cs="Arial" w:eastAsia="Arial"/>
                 <w:b/>
                 <w:bCs/>
                 <w:sz w:val="21"/>
@@ -1096,14 +1096,14 @@
             <w:pPr>
               <w:spacing w:line="240" w:lineRule="auto"/>
               <w:rPr>
-                <w:rFonts w:ascii="Arial" w:hAnsi="Arial" w:cs="Arial"/>
-                <w:sz w:val="21"/>
-                <w:szCs w:val="21"/>
-              </w:rPr>
-            </w:pPr>
-            <w:r>
-              <w:rPr>
-                <w:rFonts w:ascii="Arial" w:hAnsi="Arial" w:cs="Arial"/>
+                <w:rFonts w:ascii="Arial" w:hAnsi="Arial" w:cs="Arial" w:eastAsia="Arial"/>
+                <w:sz w:val="21"/>
+                <w:szCs w:val="21"/>
+              </w:rPr>
+            </w:pPr>
+            <w:r>
+              <w:rPr>
+                <w:rFonts w:ascii="Arial" w:hAnsi="Arial" w:cs="Arial" w:eastAsia="Arial"/>
                 <w:sz w:val="21"/>
                 <w:szCs w:val="21"/>
               </w:rPr>
@@ -1129,16 +1129,16 @@
           <w:p>
             <w:pPr>
               <w:rPr>
-                <w:rFonts w:ascii="Arial" w:hAnsi="Arial" w:cs="Arial"/>
-                <w:b/>
-                <w:bCs/>
-                <w:sz w:val="21"/>
-                <w:szCs w:val="21"/>
-              </w:rPr>
-            </w:pPr>
-            <w:r>
-              <w:rPr>
-                <w:rFonts w:ascii="Arial" w:hAnsi="Arial" w:cs="Arial"/>
+                <w:rFonts w:ascii="Arial" w:hAnsi="Arial" w:cs="Arial" w:eastAsia="Arial"/>
+                <w:b/>
+                <w:bCs/>
+                <w:sz w:val="21"/>
+                <w:szCs w:val="21"/>
+              </w:rPr>
+            </w:pPr>
+            <w:r>
+              <w:rPr>
+                <w:rFonts w:ascii="Arial" w:hAnsi="Arial" w:cs="Arial" w:eastAsia="Arial"/>
                 <w:b/>
                 <w:bCs/>
                 <w:sz w:val="21"/>
@@ -1162,14 +1162,14 @@
             <w:pPr>
               <w:spacing w:line="240" w:lineRule="auto"/>
               <w:rPr>
-                <w:rFonts w:ascii="Arial" w:hAnsi="Arial" w:cs="Arial"/>
-                <w:sz w:val="21"/>
-                <w:szCs w:val="21"/>
-              </w:rPr>
-            </w:pPr>
-            <w:r>
-              <w:rPr>
-                <w:rFonts w:ascii="Arial" w:hAnsi="Arial" w:cs="Arial"/>
+                <w:rFonts w:ascii="Arial" w:hAnsi="Arial" w:cs="Arial" w:eastAsia="Arial"/>
+                <w:sz w:val="21"/>
+                <w:szCs w:val="21"/>
+              </w:rPr>
+            </w:pPr>
+            <w:r>
+              <w:rPr>
+                <w:rFonts w:ascii="Arial" w:hAnsi="Arial" w:cs="Arial" w:eastAsia="Arial"/>
                 <w:sz w:val="21"/>
                 <w:szCs w:val="21"/>
               </w:rPr>
@@ -1196,16 +1196,16 @@
             <w:pPr>
               <w:ind w:left="3"/>
               <w:rPr>
-                <w:rFonts w:ascii="Arial" w:hAnsi="Arial" w:cs="Arial"/>
-                <w:b/>
-                <w:bCs/>
-                <w:sz w:val="21"/>
-                <w:szCs w:val="21"/>
-              </w:rPr>
-            </w:pPr>
-            <w:r>
-              <w:rPr>
-                <w:rFonts w:ascii="Arial" w:hAnsi="Arial" w:cs="Arial"/>
+                <w:rFonts w:ascii="Arial" w:hAnsi="Arial" w:cs="Arial" w:eastAsia="Arial"/>
+                <w:b/>
+                <w:bCs/>
+                <w:sz w:val="21"/>
+                <w:szCs w:val="21"/>
+              </w:rPr>
+            </w:pPr>
+            <w:r>
+              <w:rPr>
+                <w:rFonts w:ascii="Arial" w:hAnsi="Arial" w:cs="Arial" w:eastAsia="Arial"/>
                 <w:b/>
                 <w:bCs/>
                 <w:sz w:val="21"/>
@@ -1229,14 +1229,14 @@
             <w:pPr>
               <w:spacing w:line="240" w:lineRule="auto"/>
               <w:rPr>
-                <w:rFonts w:ascii="Arial" w:hAnsi="Arial" w:cs="Arial"/>
-                <w:sz w:val="21"/>
-                <w:szCs w:val="21"/>
-              </w:rPr>
-            </w:pPr>
-            <w:r>
-              <w:rPr>
-                <w:rFonts w:ascii="Arial" w:hAnsi="Arial" w:cs="Arial"/>
+                <w:rFonts w:ascii="Arial" w:hAnsi="Arial" w:cs="Arial" w:eastAsia="Arial"/>
+                <w:sz w:val="21"/>
+                <w:szCs w:val="21"/>
+              </w:rPr>
+            </w:pPr>
+            <w:r>
+              <w:rPr>
+                <w:rFonts w:ascii="Arial" w:hAnsi="Arial" w:cs="Arial" w:eastAsia="Arial"/>
                 <w:sz w:val="21"/>
                 <w:szCs w:val="21"/>
               </w:rPr>
@@ -1244,7 +1244,7 @@
             </w:r>
             <w:r>
               <w:rPr>
-                <w:rFonts w:ascii="Arial" w:hAnsi="Arial" w:cs="Arial"/>
+                <w:rFonts w:ascii="Arial" w:hAnsi="Arial" w:cs="Arial" w:eastAsia="Arial"/>
                 <w:sz w:val="21"/>
                 <w:szCs w:val="21"/>
               </w:rPr>
@@ -1271,16 +1271,16 @@
             <w:pPr>
               <w:ind w:left="3"/>
               <w:rPr>
-                <w:rFonts w:ascii="Arial" w:hAnsi="Arial" w:cs="Arial"/>
-                <w:b/>
-                <w:bCs/>
-                <w:sz w:val="21"/>
-                <w:szCs w:val="21"/>
-              </w:rPr>
-            </w:pPr>
-            <w:r>
-              <w:rPr>
-                <w:rFonts w:ascii="Arial" w:hAnsi="Arial" w:cs="Arial"/>
+                <w:rFonts w:ascii="Arial" w:hAnsi="Arial" w:cs="Arial" w:eastAsia="Arial"/>
+                <w:b/>
+                <w:bCs/>
+                <w:sz w:val="21"/>
+                <w:szCs w:val="21"/>
+              </w:rPr>
+            </w:pPr>
+            <w:r>
+              <w:rPr>
+                <w:rFonts w:ascii="Arial" w:hAnsi="Arial" w:cs="Arial" w:eastAsia="Arial"/>
                 <w:b/>
                 <w:bCs/>
                 <w:sz w:val="21"/>
@@ -1304,14 +1304,14 @@
             <w:pPr>
               <w:spacing w:line="240" w:lineRule="auto"/>
               <w:rPr>
-                <w:rFonts w:ascii="Arial" w:hAnsi="Arial" w:cs="Arial"/>
-                <w:sz w:val="21"/>
-                <w:szCs w:val="21"/>
-              </w:rPr>
-            </w:pPr>
-            <w:r>
-              <w:rPr>
-                <w:rFonts w:ascii="Arial" w:hAnsi="Arial" w:cs="Arial"/>
+                <w:rFonts w:ascii="Arial" w:hAnsi="Arial" w:cs="Arial" w:eastAsia="Arial"/>
+                <w:sz w:val="21"/>
+                <w:szCs w:val="21"/>
+              </w:rPr>
+            </w:pPr>
+            <w:r>
+              <w:rPr>
+                <w:rFonts w:ascii="Arial" w:hAnsi="Arial" w:cs="Arial" w:eastAsia="Arial"/>
                 <w:sz w:val="21"/>
                 <w:szCs w:val="21"/>
               </w:rPr>
@@ -1337,10 +1337,10 @@
   <w:docDefaults>
     <w:rPrDefault>
       <w:rPr>
-        <w:rFonts w:asciiTheme="minorHAnsi" w:eastAsiaTheme="minorHAnsi" w:hAnsiTheme="minorHAnsi" w:cstheme="minorBidi"/>
+        <w:rFonts w:ascii="Arial" w:hAnsi="Arial" w:cs="Arial" w:eastAsia="Arial"/>
         <w:kern w:val="2"/>
-        <w:sz w:val="24"/>
-        <w:szCs w:val="24"/>
+        <w:sz w:val="21"/>
+        <w:szCs w:val="21"/>
         <w:lang w:val="en-IN" w:eastAsia="en-US" w:bidi="ar-SA"/>
         <w14:ligatures w14:val="standardContextual"/>
       </w:rPr>
@@ -1737,9 +1737,9 @@
       <w:spacing w:line="259" w:lineRule="auto"/>
     </w:pPr>
     <w:rPr>
-      <w:rFonts w:ascii="Calibri" w:eastAsia="Calibri" w:hAnsi="Calibri" w:cs="Calibri"/>
+      <w:rFonts w:ascii="Arial" w:hAnsi="Arial" w:cs="Arial" w:eastAsia="Arial"/>
       <w:color w:val="000000"/>
-      <w:sz w:val="22"/>
+      <w:sz w:val="21"/>
       <w:lang w:eastAsia="en-IN"/>
     </w:rPr>
   </w:style>
@@ -1758,10 +1758,10 @@
       <w:outlineLvl w:val="0"/>
     </w:pPr>
     <w:rPr>
-      <w:rFonts w:asciiTheme="majorHAnsi" w:eastAsiaTheme="majorEastAsia" w:hAnsiTheme="majorHAnsi" w:cstheme="majorBidi"/>
+      <w:rFonts w:ascii="Arial" w:hAnsi="Arial" w:cs="Arial" w:eastAsia="Arial"/>
       <w:color w:val="0F4761" w:themeColor="accent1" w:themeShade="BF"/>
-      <w:sz w:val="40"/>
-      <w:szCs w:val="40"/>
+      <w:sz w:val="21"/>
+      <w:szCs w:val="21"/>
       <w:lang w:eastAsia="en-US"/>
     </w:rPr>
   </w:style>
@@ -1782,10 +1782,10 @@
       <w:outlineLvl w:val="1"/>
     </w:pPr>
     <w:rPr>
-      <w:rFonts w:asciiTheme="majorHAnsi" w:eastAsiaTheme="majorEastAsia" w:hAnsiTheme="majorHAnsi" w:cstheme="majorBidi"/>
+      <w:rFonts w:ascii="Arial" w:hAnsi="Arial" w:cs="Arial" w:eastAsia="Arial"/>
       <w:color w:val="0F4761" w:themeColor="accent1" w:themeShade="BF"/>
-      <w:sz w:val="32"/>
-      <w:szCs w:val="32"/>
+      <w:sz w:val="21"/>
+      <w:szCs w:val="21"/>
       <w:lang w:eastAsia="en-US"/>
     </w:rPr>
   </w:style>
@@ -1806,10 +1806,10 @@
       <w:outlineLvl w:val="2"/>
     </w:pPr>
     <w:rPr>
-      <w:rFonts w:asciiTheme="minorHAnsi" w:eastAsiaTheme="majorEastAsia" w:hAnsiTheme="minorHAnsi" w:cstheme="majorBidi"/>
+      <w:rFonts w:ascii="Arial" w:hAnsi="Arial" w:cs="Arial" w:eastAsia="Arial"/>
       <w:color w:val="0F4761" w:themeColor="accent1" w:themeShade="BF"/>
-      <w:sz w:val="28"/>
-      <w:szCs w:val="28"/>
+      <w:sz w:val="21"/>
+      <w:szCs w:val="21"/>
       <w:lang w:eastAsia="en-US"/>
     </w:rPr>
   </w:style>
@@ -1830,11 +1830,11 @@
       <w:outlineLvl w:val="3"/>
     </w:pPr>
     <w:rPr>
-      <w:rFonts w:asciiTheme="minorHAnsi" w:eastAsiaTheme="majorEastAsia" w:hAnsiTheme="minorHAnsi" w:cstheme="majorBidi"/>
+      <w:rFonts w:ascii="Arial" w:hAnsi="Arial" w:cs="Arial" w:eastAsia="Arial"/>
       <w:i/>
       <w:iCs/>
       <w:color w:val="0F4761" w:themeColor="accent1" w:themeShade="BF"/>
-      <w:sz w:val="24"/>
+      <w:sz w:val="21"/>
       <w:lang w:eastAsia="en-US"/>
     </w:rPr>
   </w:style>
@@ -1855,9 +1855,9 @@
       <w:outlineLvl w:val="4"/>
     </w:pPr>
     <w:rPr>
-      <w:rFonts w:asciiTheme="minorHAnsi" w:eastAsiaTheme="majorEastAsia" w:hAnsiTheme="minorHAnsi" w:cstheme="majorBidi"/>
+      <w:rFonts w:ascii="Arial" w:hAnsi="Arial" w:cs="Arial" w:eastAsia="Arial"/>
       <w:color w:val="0F4761" w:themeColor="accent1" w:themeShade="BF"/>
-      <w:sz w:val="24"/>
+      <w:sz w:val="21"/>
       <w:lang w:eastAsia="en-US"/>
     </w:rPr>
   </w:style>
@@ -1878,11 +1878,11 @@
       <w:outlineLvl w:val="5"/>
     </w:pPr>
     <w:rPr>
-      <w:rFonts w:asciiTheme="minorHAnsi" w:eastAsiaTheme="majorEastAsia" w:hAnsiTheme="minorHAnsi" w:cstheme="majorBidi"/>
+      <w:rFonts w:ascii="Arial" w:hAnsi="Arial" w:cs="Arial" w:eastAsia="Arial"/>
       <w:i/>
       <w:iCs/>
       <w:color w:val="595959" w:themeColor="text1" w:themeTint="A6"/>
-      <w:sz w:val="24"/>
+      <w:sz w:val="21"/>
       <w:lang w:eastAsia="en-US"/>
     </w:rPr>
   </w:style>
@@ -1903,9 +1903,9 @@
       <w:outlineLvl w:val="6"/>
     </w:pPr>
     <w:rPr>
-      <w:rFonts w:asciiTheme="minorHAnsi" w:eastAsiaTheme="majorEastAsia" w:hAnsiTheme="minorHAnsi" w:cstheme="majorBidi"/>
+      <w:rFonts w:ascii="Arial" w:hAnsi="Arial" w:cs="Arial" w:eastAsia="Arial"/>
       <w:color w:val="595959" w:themeColor="text1" w:themeTint="A6"/>
-      <w:sz w:val="24"/>
+      <w:sz w:val="21"/>
       <w:lang w:eastAsia="en-US"/>
     </w:rPr>
   </w:style>
@@ -1926,11 +1926,11 @@
       <w:outlineLvl w:val="7"/>
     </w:pPr>
     <w:rPr>
-      <w:rFonts w:asciiTheme="minorHAnsi" w:eastAsiaTheme="majorEastAsia" w:hAnsiTheme="minorHAnsi" w:cstheme="majorBidi"/>
+      <w:rFonts w:ascii="Arial" w:hAnsi="Arial" w:cs="Arial" w:eastAsia="Arial"/>
       <w:i/>
       <w:iCs/>
       <w:color w:val="272727" w:themeColor="text1" w:themeTint="D8"/>
-      <w:sz w:val="24"/>
+      <w:sz w:val="21"/>
       <w:lang w:eastAsia="en-US"/>
     </w:rPr>
   </w:style>
@@ -1951,9 +1951,9 @@
       <w:outlineLvl w:val="8"/>
     </w:pPr>
     <w:rPr>
-      <w:rFonts w:asciiTheme="minorHAnsi" w:eastAsiaTheme="majorEastAsia" w:hAnsiTheme="minorHAnsi" w:cstheme="majorBidi"/>
+      <w:rFonts w:ascii="Arial" w:hAnsi="Arial" w:cs="Arial" w:eastAsia="Arial"/>
       <w:color w:val="272727" w:themeColor="text1" w:themeTint="D8"/>
-      <w:sz w:val="24"/>
+      <w:sz w:val="21"/>
       <w:lang w:eastAsia="en-US"/>
     </w:rPr>
   </w:style>
@@ -1991,10 +1991,10 @@
     <w:uiPriority w:val="9"/>
     <w:rsid w:val="00C44E90"/>
     <w:rPr>
-      <w:rFonts w:asciiTheme="majorHAnsi" w:eastAsiaTheme="majorEastAsia" w:hAnsiTheme="majorHAnsi" w:cstheme="majorBidi"/>
+      <w:rFonts w:ascii="Arial" w:hAnsi="Arial" w:cs="Arial" w:eastAsia="Arial"/>
       <w:color w:val="0F4761" w:themeColor="accent1" w:themeShade="BF"/>
-      <w:sz w:val="40"/>
-      <w:szCs w:val="40"/>
+      <w:sz w:val="21"/>
+      <w:szCs w:val="21"/>
     </w:rPr>
   </w:style>
   <w:style w:type="character" w:customStyle="1" w:styleId="Heading2Char">
@@ -2005,10 +2005,10 @@
     <w:semiHidden/>
     <w:rsid w:val="00C44E90"/>
     <w:rPr>
-      <w:rFonts w:asciiTheme="majorHAnsi" w:eastAsiaTheme="majorEastAsia" w:hAnsiTheme="majorHAnsi" w:cstheme="majorBidi"/>
+      <w:rFonts w:ascii="Arial" w:hAnsi="Arial" w:cs="Arial" w:eastAsia="Arial"/>
       <w:color w:val="0F4761" w:themeColor="accent1" w:themeShade="BF"/>
-      <w:sz w:val="32"/>
-      <w:szCs w:val="32"/>
+      <w:sz w:val="21"/>
+      <w:szCs w:val="21"/>
     </w:rPr>
   </w:style>
   <w:style w:type="character" w:customStyle="1" w:styleId="Heading3Char">
@@ -2019,10 +2019,10 @@
     <w:semiHidden/>
     <w:rsid w:val="00C44E90"/>
     <w:rPr>
-      <w:rFonts w:eastAsiaTheme="majorEastAsia" w:cstheme="majorBidi"/>
+      <w:rFonts w:ascii="Arial" w:hAnsi="Arial" w:cs="Arial" w:eastAsia="Arial"/>
       <w:color w:val="0F4761" w:themeColor="accent1" w:themeShade="BF"/>
-      <w:sz w:val="28"/>
-      <w:szCs w:val="28"/>
+      <w:sz w:val="21"/>
+      <w:szCs w:val="21"/>
     </w:rPr>
   </w:style>
   <w:style w:type="character" w:customStyle="1" w:styleId="Heading4Char">
@@ -2033,7 +2033,7 @@
     <w:semiHidden/>
     <w:rsid w:val="00C44E90"/>
     <w:rPr>
-      <w:rFonts w:eastAsiaTheme="majorEastAsia" w:cstheme="majorBidi"/>
+      <w:rFonts w:ascii="Arial" w:hAnsi="Arial" w:cs="Arial" w:eastAsia="Arial"/>
       <w:i/>
       <w:iCs/>
       <w:color w:val="0F4761" w:themeColor="accent1" w:themeShade="BF"/>
@@ -2047,7 +2047,7 @@
     <w:semiHidden/>
     <w:rsid w:val="00C44E90"/>
     <w:rPr>
-      <w:rFonts w:eastAsiaTheme="majorEastAsia" w:cstheme="majorBidi"/>
+      <w:rFonts w:ascii="Arial" w:hAnsi="Arial" w:cs="Arial" w:eastAsia="Arial"/>
       <w:color w:val="0F4761" w:themeColor="accent1" w:themeShade="BF"/>
     </w:rPr>
   </w:style>
@@ -2059,7 +2059,7 @@
     <w:semiHidden/>
     <w:rsid w:val="00C44E90"/>
     <w:rPr>
-      <w:rFonts w:eastAsiaTheme="majorEastAsia" w:cstheme="majorBidi"/>
+      <w:rFonts w:ascii="Arial" w:hAnsi="Arial" w:cs="Arial" w:eastAsia="Arial"/>
       <w:i/>
       <w:iCs/>
       <w:color w:val="595959" w:themeColor="text1" w:themeTint="A6"/>
@@ -2073,7 +2073,7 @@
     <w:semiHidden/>
     <w:rsid w:val="00C44E90"/>
     <w:rPr>
-      <w:rFonts w:eastAsiaTheme="majorEastAsia" w:cstheme="majorBidi"/>
+      <w:rFonts w:ascii="Arial" w:hAnsi="Arial" w:cs="Arial" w:eastAsia="Arial"/>
       <w:color w:val="595959" w:themeColor="text1" w:themeTint="A6"/>
     </w:rPr>
   </w:style>
@@ -2085,7 +2085,7 @@
     <w:semiHidden/>
     <w:rsid w:val="00C44E90"/>
     <w:rPr>
-      <w:rFonts w:eastAsiaTheme="majorEastAsia" w:cstheme="majorBidi"/>
+      <w:rFonts w:ascii="Arial" w:hAnsi="Arial" w:cs="Arial" w:eastAsia="Arial"/>
       <w:i/>
       <w:iCs/>
       <w:color w:val="272727" w:themeColor="text1" w:themeTint="D8"/>
@@ -2099,7 +2099,7 @@
     <w:semiHidden/>
     <w:rsid w:val="00C44E90"/>
     <w:rPr>
-      <w:rFonts w:eastAsiaTheme="majorEastAsia" w:cstheme="majorBidi"/>
+      <w:rFonts w:ascii="Arial" w:hAnsi="Arial" w:cs="Arial" w:eastAsia="Arial"/>
       <w:color w:val="272727" w:themeColor="text1" w:themeTint="D8"/>
     </w:rPr>
   </w:style>
@@ -2116,12 +2116,12 @@
       <w:contextualSpacing/>
     </w:pPr>
     <w:rPr>
-      <w:rFonts w:asciiTheme="majorHAnsi" w:eastAsiaTheme="majorEastAsia" w:hAnsiTheme="majorHAnsi" w:cstheme="majorBidi"/>
+      <w:rFonts w:ascii="Arial" w:hAnsi="Arial" w:cs="Arial" w:eastAsia="Arial"/>
       <w:color w:val="auto"/>
       <w:spacing w:val="-10"/>
       <w:kern w:val="28"/>
-      <w:sz w:val="56"/>
-      <w:szCs w:val="56"/>
+      <w:sz w:val="21"/>
+      <w:szCs w:val="21"/>
       <w:lang w:eastAsia="en-US"/>
     </w:rPr>
   </w:style>
@@ -2132,11 +2132,11 @@
     <w:uiPriority w:val="10"/>
     <w:rsid w:val="00C44E90"/>
     <w:rPr>
-      <w:rFonts w:asciiTheme="majorHAnsi" w:eastAsiaTheme="majorEastAsia" w:hAnsiTheme="majorHAnsi" w:cstheme="majorBidi"/>
+      <w:rFonts w:ascii="Arial" w:hAnsi="Arial" w:cs="Arial" w:eastAsia="Arial"/>
       <w:spacing w:val="-10"/>
       <w:kern w:val="28"/>
-      <w:sz w:val="56"/>
-      <w:szCs w:val="56"/>
+      <w:sz w:val="21"/>
+      <w:szCs w:val="21"/>
     </w:rPr>
   </w:style>
   <w:style w:type="paragraph" w:styleId="Subtitle">
@@ -2154,11 +2154,11 @@
       <w:spacing w:line="278" w:lineRule="auto"/>
     </w:pPr>
     <w:rPr>
-      <w:rFonts w:asciiTheme="minorHAnsi" w:eastAsiaTheme="majorEastAsia" w:hAnsiTheme="minorHAnsi" w:cstheme="majorBidi"/>
+      <w:rFonts w:ascii="Arial" w:hAnsi="Arial" w:cs="Arial" w:eastAsia="Arial"/>
       <w:color w:val="595959" w:themeColor="text1" w:themeTint="A6"/>
       <w:spacing w:val="15"/>
-      <w:sz w:val="28"/>
-      <w:szCs w:val="28"/>
+      <w:sz w:val="21"/>
+      <w:szCs w:val="21"/>
       <w:lang w:eastAsia="en-US"/>
     </w:rPr>
   </w:style>
@@ -2169,11 +2169,11 @@
     <w:uiPriority w:val="11"/>
     <w:rsid w:val="00C44E90"/>
     <w:rPr>
-      <w:rFonts w:eastAsiaTheme="majorEastAsia" w:cstheme="majorBidi"/>
+      <w:rFonts w:ascii="Arial" w:hAnsi="Arial" w:cs="Arial" w:eastAsia="Arial"/>
       <w:color w:val="595959" w:themeColor="text1" w:themeTint="A6"/>
       <w:spacing w:val="15"/>
-      <w:sz w:val="28"/>
-      <w:szCs w:val="28"/>
+      <w:sz w:val="21"/>
+      <w:szCs w:val="21"/>
     </w:rPr>
   </w:style>
   <w:style w:type="paragraph" w:styleId="Quote">
@@ -2189,11 +2189,11 @@
       <w:jc w:val="center"/>
     </w:pPr>
     <w:rPr>
-      <w:rFonts w:asciiTheme="minorHAnsi" w:eastAsiaTheme="minorHAnsi" w:hAnsiTheme="minorHAnsi" w:cstheme="minorBidi"/>
+      <w:rFonts w:ascii="Arial" w:hAnsi="Arial" w:cs="Arial" w:eastAsia="Arial"/>
       <w:i/>
       <w:iCs/>
       <w:color w:val="404040" w:themeColor="text1" w:themeTint="BF"/>
-      <w:sz w:val="24"/>
+      <w:sz w:val="21"/>
       <w:lang w:eastAsia="en-US"/>
     </w:rPr>
   </w:style>
@@ -2221,9 +2221,9 @@
       <w:contextualSpacing/>
     </w:pPr>
     <w:rPr>
-      <w:rFonts w:asciiTheme="minorHAnsi" w:eastAsiaTheme="minorHAnsi" w:hAnsiTheme="minorHAnsi" w:cstheme="minorBidi"/>
+      <w:rFonts w:ascii="Arial" w:hAnsi="Arial" w:cs="Arial" w:eastAsia="Arial"/>
       <w:color w:val="auto"/>
-      <w:sz w:val="24"/>
+      <w:sz w:val="21"/>
       <w:lang w:eastAsia="en-US"/>
     </w:rPr>
   </w:style>
@@ -2257,11 +2257,11 @@
       <w:jc w:val="center"/>
     </w:pPr>
     <w:rPr>
-      <w:rFonts w:asciiTheme="minorHAnsi" w:eastAsiaTheme="minorHAnsi" w:hAnsiTheme="minorHAnsi" w:cstheme="minorBidi"/>
+      <w:rFonts w:ascii="Arial" w:hAnsi="Arial" w:cs="Arial" w:eastAsia="Arial"/>
       <w:i/>
       <w:iCs/>
       <w:color w:val="0F4761" w:themeColor="accent1" w:themeShade="BF"/>
-      <w:sz w:val="24"/>
+      <w:sz w:val="21"/>
       <w:lang w:eastAsia="en-US"/>
     </w:rPr>
   </w:style>
@@ -2298,7 +2298,7 @@
       <w:spacing w:after="0" w:line="240" w:lineRule="auto"/>
     </w:pPr>
     <w:rPr>
-      <w:rFonts w:eastAsiaTheme="minorEastAsia"/>
+      <w:rFonts w:ascii="Arial" w:hAnsi="Arial" w:cs="Arial" w:eastAsia="Arial"/>
       <w:lang w:eastAsia="en-IN"/>
     </w:rPr>
     <w:tblPr>
